--- a/LAB1.docx
+++ b/LAB1.docx
@@ -10,6 +10,60 @@
           <w:lang w:val="en-US"/>
         </w:rPr>
       </w:pPr>
+      <w:r>
+        <w:rPr>
+          <w:noProof/>
+          <w:lang w:val="en-US"/>
+        </w:rPr>
+        <w:drawing>
+          <wp:inline distT="0" distB="0" distL="0" distR="0" wp14:anchorId="2D3CFE9A" wp14:editId="11365C5D">
+            <wp:extent cx="5935980" cy="2788920"/>
+            <wp:effectExtent l="0" t="0" r="7620" b="0"/>
+            <wp:docPr id="1796473989" name="Picture 4"/>
+            <wp:cNvGraphicFramePr>
+              <a:graphicFrameLocks xmlns:a="http://schemas.openxmlformats.org/drawingml/2006/main" noChangeAspect="1"/>
+            </wp:cNvGraphicFramePr>
+            <a:graphic xmlns:a="http://schemas.openxmlformats.org/drawingml/2006/main">
+              <a:graphicData uri="http://schemas.openxmlformats.org/drawingml/2006/picture">
+                <pic:pic xmlns:pic="http://schemas.openxmlformats.org/drawingml/2006/picture">
+                  <pic:nvPicPr>
+                    <pic:cNvPr id="0" name="Picture 4"/>
+                    <pic:cNvPicPr>
+                      <a:picLocks noChangeAspect="1" noChangeArrowheads="1"/>
+                    </pic:cNvPicPr>
+                  </pic:nvPicPr>
+                  <pic:blipFill>
+                    <a:blip r:embed="rId4">
+                      <a:extLst>
+                        <a:ext uri="{28A0092B-C50C-407E-A947-70E740481C1C}">
+                          <a14:useLocalDpi xmlns:a14="http://schemas.microsoft.com/office/drawing/2010/main" val="0"/>
+                        </a:ext>
+                      </a:extLst>
+                    </a:blip>
+                    <a:srcRect/>
+                    <a:stretch>
+                      <a:fillRect/>
+                    </a:stretch>
+                  </pic:blipFill>
+                  <pic:spPr bwMode="auto">
+                    <a:xfrm>
+                      <a:off x="0" y="0"/>
+                      <a:ext cx="5935980" cy="2788920"/>
+                    </a:xfrm>
+                    <a:prstGeom prst="rect">
+                      <a:avLst/>
+                    </a:prstGeom>
+                    <a:noFill/>
+                    <a:ln>
+                      <a:noFill/>
+                    </a:ln>
+                  </pic:spPr>
+                </pic:pic>
+              </a:graphicData>
+            </a:graphic>
+          </wp:inline>
+        </w:drawing>
+      </w:r>
     </w:p>
     <w:p>
       <w:pPr>
@@ -46,65 +100,43 @@
           <w:lang w:val="en-US"/>
         </w:rPr>
       </w:pPr>
-      <w:proofErr w:type="spellStart"/>
-      <w:r>
-        <w:rPr>
-          <w:lang w:val="en-US"/>
-        </w:rPr>
-        <w:t>Qarabağ</w:t>
-      </w:r>
-      <w:proofErr w:type="spellEnd"/>
-      <w:r>
-        <w:rPr>
-          <w:lang w:val="en-US"/>
-        </w:rPr>
-        <w:t xml:space="preserve"> University</w:t>
-      </w:r>
-    </w:p>
-    <w:p>
-      <w:pPr>
-        <w:spacing w:after="0"/>
-        <w:ind w:firstLine="709"/>
-        <w:jc w:val="both"/>
-        <w:rPr>
-          <w:lang w:val="en-US"/>
-        </w:rPr>
-      </w:pPr>
-    </w:p>
-    <w:p>
-      <w:pPr>
-        <w:spacing w:after="0"/>
-        <w:ind w:firstLine="709"/>
-        <w:jc w:val="both"/>
-        <w:rPr>
-          <w:lang w:val="en-US"/>
-        </w:rPr>
-      </w:pPr>
-      <w:r>
-        <w:rPr>
-          <w:lang w:val="en-US"/>
-        </w:rPr>
-        <w:t xml:space="preserve">Faculty </w:t>
-      </w:r>
-      <w:proofErr w:type="gramStart"/>
-      <w:r>
-        <w:rPr>
-          <w:lang w:val="en-US"/>
-        </w:rPr>
-        <w:t xml:space="preserve">of </w:t>
-      </w:r>
-      <w:r>
-        <w:rPr>
-          <w:lang w:val="en-US"/>
-        </w:rPr>
-        <w:t xml:space="preserve"> MATH</w:t>
-      </w:r>
-      <w:proofErr w:type="gramEnd"/>
-      <w:r>
-        <w:rPr>
-          <w:lang w:val="en-US"/>
-        </w:rPr>
-        <w:t xml:space="preserve"> and IT</w:t>
+      <w:r>
+        <w:rPr>
+          <w:lang w:val="en-US"/>
+        </w:rPr>
+        <w:t>Qarabağ University</w:t>
+      </w:r>
+    </w:p>
+    <w:p>
+      <w:pPr>
+        <w:spacing w:after="0"/>
+        <w:ind w:firstLine="709"/>
+        <w:jc w:val="both"/>
+        <w:rPr>
+          <w:lang w:val="en-US"/>
+        </w:rPr>
+      </w:pPr>
+    </w:p>
+    <w:p>
+      <w:pPr>
+        <w:spacing w:after="0"/>
+        <w:ind w:firstLine="709"/>
+        <w:jc w:val="both"/>
+        <w:rPr>
+          <w:lang w:val="en-US"/>
+        </w:rPr>
+      </w:pPr>
+      <w:r>
+        <w:rPr>
+          <w:lang w:val="en-US"/>
+        </w:rPr>
+        <w:t xml:space="preserve">Faculty of </w:t>
+      </w:r>
+      <w:r>
+        <w:rPr>
+          <w:lang w:val="en-US"/>
+        </w:rPr>
+        <w:t xml:space="preserve"> MATH and IT</w:t>
       </w:r>
     </w:p>
     <w:p>
@@ -212,35 +244,13 @@
         <w:rPr>
           <w:lang w:val="en-US"/>
         </w:rPr>
-        <w:t>Topic: Conditional Statements and Decision-Making in Python (`if`, `</w:t>
-      </w:r>
-      <w:proofErr w:type="spellStart"/>
-      <w:r>
-        <w:rPr>
-          <w:lang w:val="en-US"/>
-        </w:rPr>
-        <w:t>elif</w:t>
-      </w:r>
-      <w:proofErr w:type="spellEnd"/>
-      <w:proofErr w:type="gramStart"/>
-      <w:r>
-        <w:rPr>
-          <w:lang w:val="en-US"/>
-        </w:rPr>
-        <w:t xml:space="preserve">`, </w:t>
-      </w:r>
-      <w:r>
-        <w:rPr>
-          <w:lang w:val="en-US"/>
-        </w:rPr>
-        <w:t xml:space="preserve">  </w:t>
-      </w:r>
-      <w:proofErr w:type="gramEnd"/>
-      <w:r>
-        <w:rPr>
-          <w:lang w:val="en-US"/>
-        </w:rPr>
-        <w:t xml:space="preserve"> </w:t>
+        <w:t xml:space="preserve">Topic: Conditional Statements and Decision-Making in Python (`if`, `elif`, </w:t>
+      </w:r>
+      <w:r>
+        <w:rPr>
+          <w:lang w:val="en-US"/>
+        </w:rPr>
+        <w:t xml:space="preserve">   </w:t>
       </w:r>
       <w:r>
         <w:rPr>
@@ -282,70 +292,34 @@
         <w:rPr>
           <w:lang w:val="en-US"/>
         </w:rPr>
-        <w:t xml:space="preserve">Student Name and Surname: </w:t>
-      </w:r>
-      <w:proofErr w:type="spellStart"/>
-      <w:r>
-        <w:rPr>
-          <w:lang w:val="en-US"/>
-        </w:rPr>
-        <w:t>İsmət</w:t>
-      </w:r>
-      <w:proofErr w:type="spellEnd"/>
-      <w:r>
-        <w:rPr>
-          <w:lang w:val="en-US"/>
-        </w:rPr>
-        <w:t xml:space="preserve"> Qurbanov</w:t>
-      </w:r>
-    </w:p>
-    <w:p>
-      <w:pPr>
-        <w:spacing w:after="0"/>
-        <w:ind w:firstLine="709"/>
-        <w:jc w:val="both"/>
-        <w:rPr>
-          <w:lang w:val="en-US"/>
-        </w:rPr>
-      </w:pPr>
-    </w:p>
-    <w:p>
-      <w:pPr>
-        <w:spacing w:after="0"/>
-        <w:ind w:firstLine="709"/>
-        <w:jc w:val="both"/>
-        <w:rPr>
-          <w:lang w:val="en-US"/>
-        </w:rPr>
-      </w:pPr>
-      <w:r>
-        <w:rPr>
-          <w:lang w:val="en-US"/>
-        </w:rPr>
-        <w:t xml:space="preserve">Instructor: </w:t>
-      </w:r>
-      <w:proofErr w:type="spellStart"/>
-      <w:r>
-        <w:rPr>
-          <w:lang w:val="en-US"/>
-        </w:rPr>
-        <w:t>Şamil</w:t>
-      </w:r>
-      <w:proofErr w:type="spellEnd"/>
-      <w:r>
-        <w:rPr>
-          <w:lang w:val="en-US"/>
-        </w:rPr>
-        <w:t xml:space="preserve"> </w:t>
-      </w:r>
-      <w:proofErr w:type="spellStart"/>
-      <w:r>
-        <w:rPr>
-          <w:lang w:val="en-US"/>
-        </w:rPr>
-        <w:t>Hümbətov</w:t>
-      </w:r>
-      <w:proofErr w:type="spellEnd"/>
+        <w:t>Student Name and Surname: İsmət Qurbanov</w:t>
+      </w:r>
+    </w:p>
+    <w:p>
+      <w:pPr>
+        <w:spacing w:after="0"/>
+        <w:ind w:firstLine="709"/>
+        <w:jc w:val="both"/>
+        <w:rPr>
+          <w:lang w:val="en-US"/>
+        </w:rPr>
+      </w:pPr>
+    </w:p>
+    <w:p>
+      <w:pPr>
+        <w:spacing w:after="0"/>
+        <w:ind w:firstLine="709"/>
+        <w:jc w:val="both"/>
+        <w:rPr>
+          <w:lang w:val="en-US"/>
+        </w:rPr>
+      </w:pPr>
+      <w:r>
+        <w:rPr>
+          <w:lang w:val="en-US"/>
+        </w:rPr>
+        <w:t>Instructor: Şamil Hümbətov</w:t>
+      </w:r>
     </w:p>
     <w:p>
       <w:pPr>
@@ -519,21 +493,7 @@
         <w:rPr>
           <w:lang w:val="en-US"/>
         </w:rPr>
-        <w:t xml:space="preserve"> Based on the result, it uses `if-</w:t>
-      </w:r>
-      <w:proofErr w:type="spellStart"/>
-      <w:r>
-        <w:rPr>
-          <w:lang w:val="en-US"/>
-        </w:rPr>
-        <w:t>elif</w:t>
-      </w:r>
-      <w:proofErr w:type="spellEnd"/>
-      <w:r>
-        <w:rPr>
-          <w:lang w:val="en-US"/>
-        </w:rPr>
-        <w:t>-else` conditional statements to classify the user as Underweight, Normal Weight, Overweight, or Obese</w:t>
+        <w:t xml:space="preserve"> Based on the result, it uses `if-elif-else` conditional statements to classify the user as Underweight, Normal Weight, Overweight, or Obese</w:t>
       </w:r>
       <w:r>
         <w:rPr>
@@ -836,7 +796,7 @@
                     </pic:cNvPicPr>
                   </pic:nvPicPr>
                   <pic:blipFill>
-                    <a:blip r:embed="rId4">
+                    <a:blip r:embed="rId5">
                       <a:extLst>
                         <a:ext uri="{28A0092B-C50C-407E-A947-70E740481C1C}">
                           <a14:useLocalDpi xmlns:a14="http://schemas.microsoft.com/office/drawing/2010/main" val="0"/>
@@ -890,7 +850,7 @@
                     </pic:cNvPicPr>
                   </pic:nvPicPr>
                   <pic:blipFill>
-                    <a:blip r:embed="rId5">
+                    <a:blip r:embed="rId6">
                       <a:extLst>
                         <a:ext uri="{28A0092B-C50C-407E-A947-70E740481C1C}">
                           <a14:useLocalDpi xmlns:a14="http://schemas.microsoft.com/office/drawing/2010/main" val="0"/>
@@ -945,7 +905,7 @@
                     </pic:cNvPicPr>
                   </pic:nvPicPr>
                   <pic:blipFill>
-                    <a:blip r:embed="rId6">
+                    <a:blip r:embed="rId7">
                       <a:extLst>
                         <a:ext uri="{28A0092B-C50C-407E-A947-70E740481C1C}">
                           <a14:useLocalDpi xmlns:a14="http://schemas.microsoft.com/office/drawing/2010/main" val="0"/>
@@ -982,7 +942,115 @@
           <w:lang w:val="en-US"/>
         </w:rPr>
         <w:drawing>
-          <wp:inline distT="0" distB="0" distL="0" distR="0" wp14:anchorId="50AC37A2" wp14:editId="32B0B72A">
+          <wp:inline distT="0" distB="0" distL="0" distR="0" wp14:anchorId="234FFE45" wp14:editId="23AA42B4">
+            <wp:extent cx="4632960" cy="2362200"/>
+            <wp:effectExtent l="0" t="0" r="0" b="0"/>
+            <wp:docPr id="922434383" name="Picture 5"/>
+            <wp:cNvGraphicFramePr>
+              <a:graphicFrameLocks xmlns:a="http://schemas.openxmlformats.org/drawingml/2006/main" noChangeAspect="1"/>
+            </wp:cNvGraphicFramePr>
+            <a:graphic xmlns:a="http://schemas.openxmlformats.org/drawingml/2006/main">
+              <a:graphicData uri="http://schemas.openxmlformats.org/drawingml/2006/picture">
+                <pic:pic xmlns:pic="http://schemas.openxmlformats.org/drawingml/2006/picture">
+                  <pic:nvPicPr>
+                    <pic:cNvPr id="0" name="Picture 5"/>
+                    <pic:cNvPicPr>
+                      <a:picLocks noChangeAspect="1" noChangeArrowheads="1"/>
+                    </pic:cNvPicPr>
+                  </pic:nvPicPr>
+                  <pic:blipFill>
+                    <a:blip r:embed="rId8">
+                      <a:extLst>
+                        <a:ext uri="{28A0092B-C50C-407E-A947-70E740481C1C}">
+                          <a14:useLocalDpi xmlns:a14="http://schemas.microsoft.com/office/drawing/2010/main" val="0"/>
+                        </a:ext>
+                      </a:extLst>
+                    </a:blip>
+                    <a:srcRect/>
+                    <a:stretch>
+                      <a:fillRect/>
+                    </a:stretch>
+                  </pic:blipFill>
+                  <pic:spPr bwMode="auto">
+                    <a:xfrm>
+                      <a:off x="0" y="0"/>
+                      <a:ext cx="4632960" cy="2362200"/>
+                    </a:xfrm>
+                    <a:prstGeom prst="rect">
+                      <a:avLst/>
+                    </a:prstGeom>
+                    <a:noFill/>
+                    <a:ln>
+                      <a:noFill/>
+                    </a:ln>
+                  </pic:spPr>
+                </pic:pic>
+              </a:graphicData>
+            </a:graphic>
+          </wp:inline>
+        </w:drawing>
+      </w:r>
+      <w:r>
+        <w:rPr>
+          <w:noProof/>
+          <w:lang w:val="en-US"/>
+        </w:rPr>
+        <w:drawing>
+          <wp:inline distT="0" distB="0" distL="0" distR="0" wp14:anchorId="021BD00B" wp14:editId="3A305AEB">
+            <wp:extent cx="5935980" cy="2788920"/>
+            <wp:effectExtent l="0" t="0" r="7620" b="0"/>
+            <wp:docPr id="704318723" name="Picture 6"/>
+            <wp:cNvGraphicFramePr>
+              <a:graphicFrameLocks xmlns:a="http://schemas.openxmlformats.org/drawingml/2006/main" noChangeAspect="1"/>
+            </wp:cNvGraphicFramePr>
+            <a:graphic xmlns:a="http://schemas.openxmlformats.org/drawingml/2006/main">
+              <a:graphicData uri="http://schemas.openxmlformats.org/drawingml/2006/picture">
+                <pic:pic xmlns:pic="http://schemas.openxmlformats.org/drawingml/2006/picture">
+                  <pic:nvPicPr>
+                    <pic:cNvPr id="0" name="Picture 6"/>
+                    <pic:cNvPicPr>
+                      <a:picLocks noChangeAspect="1" noChangeArrowheads="1"/>
+                    </pic:cNvPicPr>
+                  </pic:nvPicPr>
+                  <pic:blipFill>
+                    <a:blip r:embed="rId4">
+                      <a:extLst>
+                        <a:ext uri="{28A0092B-C50C-407E-A947-70E740481C1C}">
+                          <a14:useLocalDpi xmlns:a14="http://schemas.microsoft.com/office/drawing/2010/main" val="0"/>
+                        </a:ext>
+                      </a:extLst>
+                    </a:blip>
+                    <a:srcRect/>
+                    <a:stretch>
+                      <a:fillRect/>
+                    </a:stretch>
+                  </pic:blipFill>
+                  <pic:spPr bwMode="auto">
+                    <a:xfrm>
+                      <a:off x="0" y="0"/>
+                      <a:ext cx="5935980" cy="2788920"/>
+                    </a:xfrm>
+                    <a:prstGeom prst="rect">
+                      <a:avLst/>
+                    </a:prstGeom>
+                    <a:noFill/>
+                    <a:ln>
+                      <a:noFill/>
+                    </a:ln>
+                  </pic:spPr>
+                </pic:pic>
+              </a:graphicData>
+            </a:graphic>
+          </wp:inline>
+        </w:drawing>
+      </w:r>
+      <w:r>
+        <w:rPr>
+          <w:noProof/>
+          <w:lang w:val="en-US"/>
+        </w:rPr>
+        <w:drawing>
+          <wp:inline distT="0" distB="0" distL="0" distR="0" wp14:anchorId="50AC37A2" wp14:editId="0D493B7D">
             <wp:extent cx="2567940" cy="701040"/>
             <wp:effectExtent l="0" t="0" r="3810" b="3810"/>
             <wp:docPr id="2072058821" name="Picture 3"/>
@@ -999,7 +1067,7 @@
                     </pic:cNvPicPr>
                   </pic:nvPicPr>
                   <pic:blipFill>
-                    <a:blip r:embed="rId7">
+                    <a:blip r:embed="rId9">
                       <a:extLst>
                         <a:ext uri="{28A0092B-C50C-407E-A947-70E740481C1C}">
                           <a14:useLocalDpi xmlns:a14="http://schemas.microsoft.com/office/drawing/2010/main" val="0"/>

--- a/LAB1.docx
+++ b/LAB1.docx
@@ -10,13 +10,925 @@
           <w:lang w:val="en-US"/>
         </w:rPr>
       </w:pPr>
+    </w:p>
+    <w:p>
+      <w:pPr>
+        <w:spacing w:after="0"/>
+        <w:ind w:firstLine="709"/>
+        <w:jc w:val="both"/>
+        <w:rPr>
+          <w:lang w:val="en-US"/>
+        </w:rPr>
+      </w:pPr>
+      <w:r>
+        <w:rPr>
+          <w:lang w:val="en-US"/>
+        </w:rPr>
+        <w:t>#Header Section</w:t>
+      </w:r>
+    </w:p>
+    <w:p>
+      <w:pPr>
+        <w:spacing w:after="0"/>
+        <w:ind w:firstLine="709"/>
+        <w:jc w:val="both"/>
+        <w:rPr>
+          <w:lang w:val="en-US"/>
+        </w:rPr>
+      </w:pPr>
+    </w:p>
+    <w:p>
+      <w:pPr>
+        <w:spacing w:after="0"/>
+        <w:ind w:firstLine="709"/>
+        <w:jc w:val="both"/>
+        <w:rPr>
+          <w:lang w:val="en-US"/>
+        </w:rPr>
+      </w:pPr>
+      <w:proofErr w:type="spellStart"/>
+      <w:r>
+        <w:rPr>
+          <w:lang w:val="en-US"/>
+        </w:rPr>
+        <w:t>Qarabağ</w:t>
+      </w:r>
+      <w:proofErr w:type="spellEnd"/>
+      <w:r>
+        <w:rPr>
+          <w:lang w:val="en-US"/>
+        </w:rPr>
+        <w:t xml:space="preserve"> University</w:t>
+      </w:r>
+    </w:p>
+    <w:p>
+      <w:pPr>
+        <w:spacing w:after="0"/>
+        <w:ind w:firstLine="709"/>
+        <w:jc w:val="both"/>
+        <w:rPr>
+          <w:lang w:val="en-US"/>
+        </w:rPr>
+      </w:pPr>
+    </w:p>
+    <w:p>
+      <w:pPr>
+        <w:spacing w:after="0"/>
+        <w:ind w:firstLine="709"/>
+        <w:jc w:val="both"/>
+        <w:rPr>
+          <w:lang w:val="en-US"/>
+        </w:rPr>
+      </w:pPr>
+      <w:r>
+        <w:rPr>
+          <w:lang w:val="en-US"/>
+        </w:rPr>
+        <w:t xml:space="preserve">Faculty </w:t>
+      </w:r>
+      <w:proofErr w:type="gramStart"/>
+      <w:r>
+        <w:rPr>
+          <w:lang w:val="en-US"/>
+        </w:rPr>
+        <w:t xml:space="preserve">of </w:t>
+      </w:r>
+      <w:r>
+        <w:rPr>
+          <w:lang w:val="en-US"/>
+        </w:rPr>
+        <w:t xml:space="preserve"> MATH</w:t>
+      </w:r>
+      <w:proofErr w:type="gramEnd"/>
+      <w:r>
+        <w:rPr>
+          <w:lang w:val="en-US"/>
+        </w:rPr>
+        <w:t xml:space="preserve"> and IT</w:t>
+      </w:r>
+    </w:p>
+    <w:p>
+      <w:pPr>
+        <w:spacing w:after="0"/>
+        <w:ind w:firstLine="709"/>
+        <w:jc w:val="both"/>
+        <w:rPr>
+          <w:lang w:val="en-US"/>
+        </w:rPr>
+      </w:pPr>
+    </w:p>
+    <w:p>
+      <w:pPr>
+        <w:spacing w:after="0"/>
+        <w:ind w:firstLine="709"/>
+        <w:jc w:val="both"/>
+        <w:rPr>
+          <w:lang w:val="en-US"/>
+        </w:rPr>
+      </w:pPr>
+      <w:r>
+        <w:rPr>
+          <w:lang w:val="en-US"/>
+        </w:rPr>
+        <w:t xml:space="preserve">Specialty: Computer Engineering </w:t>
+      </w:r>
+    </w:p>
+    <w:p>
+      <w:pPr>
+        <w:spacing w:after="0"/>
+        <w:ind w:firstLine="709"/>
+        <w:jc w:val="both"/>
+        <w:rPr>
+          <w:lang w:val="en-US"/>
+        </w:rPr>
+      </w:pPr>
+    </w:p>
+    <w:p>
+      <w:pPr>
+        <w:spacing w:after="0"/>
+        <w:ind w:firstLine="709"/>
+        <w:jc w:val="both"/>
+        <w:rPr>
+          <w:lang w:val="en-US"/>
+        </w:rPr>
+      </w:pPr>
+      <w:r>
+        <w:rPr>
+          <w:lang w:val="en-US"/>
+        </w:rPr>
+        <w:t>Course: Introduction to Python Programming</w:t>
+      </w:r>
+    </w:p>
+    <w:p>
+      <w:pPr>
+        <w:spacing w:after="0"/>
+        <w:jc w:val="both"/>
+        <w:rPr>
+          <w:lang w:val="en-US"/>
+        </w:rPr>
+      </w:pPr>
+    </w:p>
+    <w:p>
+      <w:pPr>
+        <w:spacing w:after="0"/>
+        <w:jc w:val="both"/>
+        <w:rPr>
+          <w:lang w:val="en-US"/>
+        </w:rPr>
+      </w:pPr>
+      <w:r>
+        <w:rPr>
+          <w:lang w:val="en-US"/>
+        </w:rPr>
+        <w:t xml:space="preserve">           </w:t>
+      </w:r>
+      <w:r>
+        <w:rPr>
+          <w:lang w:val="en-US"/>
+        </w:rPr>
+        <w:t>Laboratory Assignment № 1</w:t>
+      </w:r>
+    </w:p>
+    <w:p>
+      <w:pPr>
+        <w:spacing w:after="0"/>
+        <w:ind w:firstLine="709"/>
+        <w:jc w:val="both"/>
+        <w:rPr>
+          <w:lang w:val="en-US"/>
+        </w:rPr>
+      </w:pPr>
+    </w:p>
+    <w:p>
+      <w:pPr>
+        <w:spacing w:after="0"/>
+        <w:ind w:firstLine="709"/>
+        <w:jc w:val="both"/>
+        <w:rPr>
+          <w:lang w:val="en-US"/>
+        </w:rPr>
+      </w:pPr>
+      <w:r>
+        <w:rPr>
+          <w:lang w:val="en-US"/>
+        </w:rPr>
+        <w:t>Topic: Conditional Statements and Decision-Making in Python (`if`, `</w:t>
+      </w:r>
+      <w:proofErr w:type="spellStart"/>
+      <w:r>
+        <w:rPr>
+          <w:lang w:val="en-US"/>
+        </w:rPr>
+        <w:t>elif</w:t>
+      </w:r>
+      <w:proofErr w:type="spellEnd"/>
+      <w:proofErr w:type="gramStart"/>
+      <w:r>
+        <w:rPr>
+          <w:lang w:val="en-US"/>
+        </w:rPr>
+        <w:t xml:space="preserve">`, </w:t>
+      </w:r>
+      <w:r>
+        <w:rPr>
+          <w:lang w:val="en-US"/>
+        </w:rPr>
+        <w:t xml:space="preserve">  </w:t>
+      </w:r>
+      <w:proofErr w:type="gramEnd"/>
+      <w:r>
+        <w:rPr>
+          <w:lang w:val="en-US"/>
+        </w:rPr>
+        <w:t xml:space="preserve"> </w:t>
+      </w:r>
+      <w:r>
+        <w:rPr>
+          <w:lang w:val="en-US"/>
+        </w:rPr>
+        <w:t>`else`)</w:t>
+      </w:r>
+    </w:p>
+    <w:p>
+      <w:pPr>
+        <w:spacing w:after="0"/>
+        <w:ind w:firstLine="709"/>
+        <w:jc w:val="both"/>
+        <w:rPr>
+          <w:lang w:val="en-US"/>
+        </w:rPr>
+      </w:pPr>
+    </w:p>
+    <w:p>
+      <w:pPr>
+        <w:spacing w:after="0"/>
+        <w:ind w:firstLine="709"/>
+        <w:jc w:val="both"/>
+        <w:rPr>
+          <w:lang w:val="en-US"/>
+        </w:rPr>
+      </w:pPr>
+    </w:p>
+    <w:p>
+      <w:pPr>
+        <w:spacing w:after="0"/>
+        <w:ind w:firstLine="709"/>
+        <w:jc w:val="both"/>
+        <w:rPr>
+          <w:lang w:val="en-US"/>
+        </w:rPr>
+      </w:pPr>
+      <w:r>
+        <w:rPr>
+          <w:lang w:val="en-US"/>
+        </w:rPr>
+        <w:t xml:space="preserve">Student Name and Surname: </w:t>
+      </w:r>
+      <w:proofErr w:type="spellStart"/>
+      <w:r>
+        <w:rPr>
+          <w:lang w:val="en-US"/>
+        </w:rPr>
+        <w:t>İsmət</w:t>
+      </w:r>
+      <w:proofErr w:type="spellEnd"/>
+      <w:r>
+        <w:rPr>
+          <w:lang w:val="en-US"/>
+        </w:rPr>
+        <w:t xml:space="preserve"> Qurbanov</w:t>
+      </w:r>
+    </w:p>
+    <w:p>
+      <w:pPr>
+        <w:spacing w:after="0"/>
+        <w:ind w:firstLine="709"/>
+        <w:jc w:val="both"/>
+        <w:rPr>
+          <w:lang w:val="en-US"/>
+        </w:rPr>
+      </w:pPr>
+    </w:p>
+    <w:p>
+      <w:pPr>
+        <w:spacing w:after="0"/>
+        <w:ind w:firstLine="709"/>
+        <w:jc w:val="both"/>
+        <w:rPr>
+          <w:lang w:val="en-US"/>
+        </w:rPr>
+      </w:pPr>
+      <w:r>
+        <w:rPr>
+          <w:lang w:val="en-US"/>
+        </w:rPr>
+        <w:t xml:space="preserve">Instructor: </w:t>
+      </w:r>
+      <w:proofErr w:type="spellStart"/>
+      <w:r>
+        <w:rPr>
+          <w:lang w:val="en-US"/>
+        </w:rPr>
+        <w:t>Şamil</w:t>
+      </w:r>
+      <w:proofErr w:type="spellEnd"/>
+      <w:r>
+        <w:rPr>
+          <w:lang w:val="en-US"/>
+        </w:rPr>
+        <w:t xml:space="preserve"> </w:t>
+      </w:r>
+      <w:proofErr w:type="spellStart"/>
+      <w:r>
+        <w:rPr>
+          <w:lang w:val="en-US"/>
+        </w:rPr>
+        <w:t>Hümbətov</w:t>
+      </w:r>
+      <w:proofErr w:type="spellEnd"/>
+    </w:p>
+    <w:p>
+      <w:pPr>
+        <w:spacing w:after="0"/>
+        <w:ind w:firstLine="709"/>
+        <w:jc w:val="both"/>
+        <w:rPr>
+          <w:lang w:val="en-US"/>
+        </w:rPr>
+      </w:pPr>
+    </w:p>
+    <w:p>
+      <w:pPr>
+        <w:spacing w:after="0"/>
+        <w:ind w:firstLine="709"/>
+        <w:jc w:val="both"/>
+        <w:rPr>
+          <w:lang w:val="en-US"/>
+        </w:rPr>
+      </w:pPr>
+    </w:p>
+    <w:p>
+      <w:pPr>
+        <w:spacing w:after="0"/>
+        <w:ind w:firstLine="709"/>
+        <w:jc w:val="both"/>
+        <w:rPr>
+          <w:lang w:val="en-US"/>
+        </w:rPr>
+      </w:pPr>
+    </w:p>
+    <w:p>
+      <w:pPr>
+        <w:spacing w:after="0"/>
+        <w:ind w:firstLine="709"/>
+        <w:jc w:val="both"/>
+        <w:rPr>
+          <w:lang w:val="en-US"/>
+        </w:rPr>
+      </w:pPr>
+      <w:r>
+        <w:rPr>
+          <w:lang w:val="en-US"/>
+        </w:rPr>
+        <w:t>#Task Descriptions</w:t>
+      </w:r>
+    </w:p>
+    <w:p>
+      <w:pPr>
+        <w:spacing w:after="0"/>
+        <w:ind w:firstLine="709"/>
+        <w:jc w:val="both"/>
+        <w:rPr>
+          <w:lang w:val="en-US"/>
+        </w:rPr>
+      </w:pPr>
+    </w:p>
+    <w:p>
+      <w:pPr>
+        <w:spacing w:after="0"/>
+        <w:ind w:firstLine="709"/>
+        <w:jc w:val="both"/>
+        <w:rPr>
+          <w:lang w:val="en-US"/>
+        </w:rPr>
+      </w:pPr>
+      <w:r>
+        <w:rPr>
+          <w:lang w:val="en-US"/>
+        </w:rPr>
+        <w:t>Task 1: Body Mass Index (BMI) Calculator</w:t>
+      </w:r>
+    </w:p>
+    <w:p>
+      <w:pPr>
+        <w:spacing w:after="0"/>
+        <w:ind w:firstLine="709"/>
+        <w:jc w:val="both"/>
+        <w:rPr>
+          <w:lang w:val="en-US"/>
+        </w:rPr>
+      </w:pPr>
+    </w:p>
+    <w:p>
+      <w:pPr>
+        <w:spacing w:after="0"/>
+        <w:ind w:firstLine="709"/>
+        <w:jc w:val="both"/>
+        <w:rPr>
+          <w:lang w:val="en-US"/>
+        </w:rPr>
+      </w:pPr>
+      <w:r>
+        <w:rPr>
+          <w:lang w:val="en-US"/>
+        </w:rPr>
+        <w:t>Objective</w:t>
+      </w:r>
+      <w:r>
+        <w:rPr>
+          <w:lang w:val="en-US"/>
+        </w:rPr>
+        <w:t xml:space="preserve">: </w:t>
+      </w:r>
+      <w:r>
+        <w:rPr>
+          <w:lang w:val="en-US"/>
+        </w:rPr>
+        <w:t>Calculate the user's Body Mass Index (BMI) based on entered weight in kilograms and height in meters, and determine the corresponding health category.</w:t>
+      </w:r>
+    </w:p>
+    <w:p>
+      <w:pPr>
+        <w:spacing w:after="0"/>
+        <w:ind w:firstLine="709"/>
+        <w:jc w:val="both"/>
+        <w:rPr>
+          <w:lang w:val="en-US"/>
+        </w:rPr>
+      </w:pPr>
+    </w:p>
+    <w:p>
+      <w:pPr>
+        <w:spacing w:after="0"/>
+        <w:ind w:firstLine="709"/>
+        <w:jc w:val="both"/>
+        <w:rPr>
+          <w:lang w:val="en-US"/>
+        </w:rPr>
+      </w:pPr>
+    </w:p>
+    <w:p>
+      <w:pPr>
+        <w:spacing w:after="0"/>
+        <w:jc w:val="both"/>
+        <w:rPr>
+          <w:lang w:val="en-US"/>
+        </w:rPr>
+      </w:pPr>
+      <w:r>
+        <w:rPr>
+          <w:lang w:val="en-US"/>
+        </w:rPr>
+        <w:t xml:space="preserve">           </w:t>
+      </w:r>
+      <w:r>
+        <w:rPr>
+          <w:lang w:val="en-US"/>
+        </w:rPr>
+        <w:t>Working Principle</w:t>
+      </w:r>
+      <w:r>
+        <w:rPr>
+          <w:lang w:val="en-US"/>
+        </w:rPr>
+        <w:t xml:space="preserve">: </w:t>
+      </w:r>
+      <w:r>
+        <w:rPr>
+          <w:lang w:val="en-US"/>
+        </w:rPr>
+        <w:t>The program uses the standard formula BMI =</w:t>
+      </w:r>
+      <w:r>
+        <w:rPr>
+          <w:lang w:val="en-US"/>
+        </w:rPr>
+        <w:t xml:space="preserve"> weight/(height*height).</w:t>
+      </w:r>
+      <w:r>
+        <w:rPr>
+          <w:lang w:val="en-US"/>
+        </w:rPr>
+        <w:t xml:space="preserve"> Based on the result, it uses `if-</w:t>
+      </w:r>
+      <w:proofErr w:type="spellStart"/>
+      <w:r>
+        <w:rPr>
+          <w:lang w:val="en-US"/>
+        </w:rPr>
+        <w:t>elif</w:t>
+      </w:r>
+      <w:proofErr w:type="spellEnd"/>
+      <w:r>
+        <w:rPr>
+          <w:lang w:val="en-US"/>
+        </w:rPr>
+        <w:t>-else` conditional statements to classify the user as Underweight, Normal Weight, Overweight, or Obese</w:t>
+      </w:r>
+      <w:r>
+        <w:rPr>
+          <w:lang w:val="en-US"/>
+        </w:rPr>
+        <w:t>.</w:t>
+      </w:r>
+    </w:p>
+    <w:p>
+      <w:pPr>
+        <w:spacing w:after="0"/>
+        <w:ind w:firstLine="709"/>
+        <w:jc w:val="both"/>
+        <w:rPr>
+          <w:lang w:val="en-US"/>
+        </w:rPr>
+      </w:pPr>
+    </w:p>
+    <w:p>
+      <w:pPr>
+        <w:spacing w:after="0"/>
+        <w:ind w:firstLine="709"/>
+        <w:jc w:val="both"/>
+        <w:rPr>
+          <w:lang w:val="en-US"/>
+        </w:rPr>
+      </w:pPr>
+    </w:p>
+    <w:p>
+      <w:pPr>
+        <w:spacing w:after="0"/>
+        <w:ind w:firstLine="708"/>
+        <w:jc w:val="both"/>
+        <w:rPr>
+          <w:lang w:val="en-US"/>
+        </w:rPr>
+      </w:pPr>
+      <w:r>
+        <w:rPr>
+          <w:lang w:val="en-US"/>
+        </w:rPr>
+        <w:t xml:space="preserve"> Task 2: Chinese Zodiac Calculator</w:t>
+      </w:r>
+    </w:p>
+    <w:p>
+      <w:pPr>
+        <w:spacing w:after="0"/>
+        <w:ind w:firstLine="709"/>
+        <w:jc w:val="both"/>
+        <w:rPr>
+          <w:lang w:val="en-US"/>
+        </w:rPr>
+      </w:pPr>
+    </w:p>
+    <w:p>
+      <w:pPr>
+        <w:spacing w:after="0"/>
+        <w:ind w:firstLine="709"/>
+        <w:jc w:val="both"/>
+        <w:rPr>
+          <w:lang w:val="en-US"/>
+        </w:rPr>
+      </w:pPr>
+      <w:r>
+        <w:rPr>
+          <w:lang w:val="en-US"/>
+        </w:rPr>
+        <w:t>Objective</w:t>
+      </w:r>
+      <w:r>
+        <w:rPr>
+          <w:lang w:val="en-US"/>
+        </w:rPr>
+        <w:t xml:space="preserve">: </w:t>
+      </w:r>
+      <w:r>
+        <w:rPr>
+          <w:lang w:val="en-US"/>
+        </w:rPr>
+        <w:t xml:space="preserve"> Determine the Chinese Zodiac animal sign based on the user's birth year.</w:t>
+      </w:r>
+    </w:p>
+    <w:p>
+      <w:pPr>
+        <w:spacing w:after="0"/>
+        <w:ind w:firstLine="709"/>
+        <w:jc w:val="both"/>
+        <w:rPr>
+          <w:lang w:val="en-US"/>
+        </w:rPr>
+      </w:pPr>
+    </w:p>
+    <w:p>
+      <w:pPr>
+        <w:spacing w:after="0"/>
+        <w:ind w:firstLine="709"/>
+        <w:jc w:val="both"/>
+        <w:rPr>
+          <w:lang w:val="en-US"/>
+        </w:rPr>
+      </w:pPr>
+    </w:p>
+    <w:p>
+      <w:pPr>
+        <w:spacing w:after="0"/>
+        <w:ind w:firstLine="709"/>
+        <w:jc w:val="both"/>
+        <w:rPr>
+          <w:lang w:val="en-US"/>
+        </w:rPr>
+      </w:pPr>
+      <w:r>
+        <w:rPr>
+          <w:lang w:val="en-US"/>
+        </w:rPr>
+        <w:lastRenderedPageBreak/>
+        <w:t>Working Principle:</w:t>
+      </w:r>
+      <w:r>
+        <w:rPr>
+          <w:lang w:val="en-US"/>
+        </w:rPr>
+        <w:t xml:space="preserve"> </w:t>
+      </w:r>
+      <w:r>
+        <w:rPr>
+          <w:lang w:val="en-US"/>
+        </w:rPr>
+        <w:t xml:space="preserve"> The Chinese zodiac follows a 12-year cycle. The program calculates the remainder of the year divided by 12 (`year % 12`). Depending on the remainder (0 to 11), it displays the corresponding animal such as Monkey, Rooster, Dog, Pig, Rat, Ox, Tiger, Rabbit, Dragon, Snake, Horse, or Sheep.</w:t>
+      </w:r>
+    </w:p>
+    <w:p>
+      <w:pPr>
+        <w:spacing w:after="0"/>
+        <w:ind w:firstLine="709"/>
+        <w:jc w:val="both"/>
+        <w:rPr>
+          <w:lang w:val="en-US"/>
+        </w:rPr>
+      </w:pPr>
+    </w:p>
+    <w:p>
+      <w:pPr>
+        <w:spacing w:after="0"/>
+        <w:ind w:firstLine="709"/>
+        <w:jc w:val="both"/>
+        <w:rPr>
+          <w:lang w:val="en-US"/>
+        </w:rPr>
+      </w:pPr>
+    </w:p>
+    <w:p>
+      <w:pPr>
+        <w:spacing w:after="0"/>
+        <w:ind w:firstLine="709"/>
+        <w:jc w:val="both"/>
+        <w:rPr>
+          <w:lang w:val="en-US"/>
+        </w:rPr>
+      </w:pPr>
+    </w:p>
+    <w:p>
+      <w:pPr>
+        <w:spacing w:after="0"/>
+        <w:ind w:firstLine="709"/>
+        <w:jc w:val="both"/>
+        <w:rPr>
+          <w:lang w:val="en-US"/>
+        </w:rPr>
+      </w:pPr>
+      <w:r>
+        <w:rPr>
+          <w:lang w:val="en-US"/>
+        </w:rPr>
+        <w:t xml:space="preserve"> Task 3: Birthday Guessing Game</w:t>
+      </w:r>
+    </w:p>
+    <w:p>
+      <w:pPr>
+        <w:spacing w:after="0"/>
+        <w:ind w:firstLine="709"/>
+        <w:jc w:val="both"/>
+        <w:rPr>
+          <w:lang w:val="en-US"/>
+        </w:rPr>
+      </w:pPr>
+    </w:p>
+    <w:p>
+      <w:pPr>
+        <w:spacing w:after="0"/>
+        <w:ind w:firstLine="709"/>
+        <w:jc w:val="both"/>
+        <w:rPr>
+          <w:lang w:val="en-US"/>
+        </w:rPr>
+      </w:pPr>
+      <w:r>
+        <w:rPr>
+          <w:lang w:val="en-US"/>
+        </w:rPr>
+        <w:t>Objective: Guess the user's birthday date of the month logically using 5 predefined number sets without asking the date directly.</w:t>
+      </w:r>
+    </w:p>
+    <w:p>
+      <w:pPr>
+        <w:spacing w:after="0"/>
+        <w:ind w:firstLine="709"/>
+        <w:jc w:val="both"/>
+        <w:rPr>
+          <w:lang w:val="en-US"/>
+        </w:rPr>
+      </w:pPr>
+    </w:p>
+    <w:p>
+      <w:pPr>
+        <w:spacing w:after="0"/>
+        <w:ind w:firstLine="709"/>
+        <w:jc w:val="both"/>
+        <w:rPr>
+          <w:lang w:val="en-US"/>
+        </w:rPr>
+      </w:pPr>
+    </w:p>
+    <w:p>
+      <w:pPr>
+        <w:spacing w:after="0"/>
+        <w:ind w:firstLine="709"/>
+        <w:jc w:val="both"/>
+        <w:rPr>
+          <w:lang w:val="en-US"/>
+        </w:rPr>
+      </w:pPr>
+      <w:r>
+        <w:rPr>
+          <w:lang w:val="en-US"/>
+        </w:rPr>
+        <w:t>Working Principle: The program displays 5 separate number sets and asks whether the birthday is included in each set (`1` for Yes, `0` for No). It sums up the first numbers of the sets where the user answered "Yes" to accurately calculate and display the birth date.</w:t>
+      </w:r>
+    </w:p>
+    <w:p>
+      <w:pPr>
+        <w:spacing w:after="0"/>
+        <w:ind w:firstLine="709"/>
+        <w:jc w:val="both"/>
+        <w:rPr>
+          <w:lang w:val="en-US"/>
+        </w:rPr>
+      </w:pPr>
+    </w:p>
+    <w:p>
+      <w:pPr>
+        <w:spacing w:after="0"/>
+        <w:ind w:firstLine="709"/>
+        <w:jc w:val="both"/>
+        <w:rPr>
+          <w:lang w:val="en-US"/>
+        </w:rPr>
+      </w:pPr>
+    </w:p>
+    <w:p>
+      <w:pPr>
+        <w:spacing w:after="0"/>
+        <w:ind w:firstLine="709"/>
+        <w:jc w:val="both"/>
+        <w:rPr>
+          <w:lang w:val="en-US"/>
+        </w:rPr>
+      </w:pPr>
+    </w:p>
+    <w:p>
+      <w:pPr>
+        <w:spacing w:after="0"/>
+        <w:ind w:firstLine="709"/>
+        <w:jc w:val="both"/>
+        <w:rPr>
+          <w:lang w:val="en-US"/>
+        </w:rPr>
+      </w:pPr>
       <w:r>
         <w:rPr>
           <w:noProof/>
           <w:lang w:val="en-US"/>
         </w:rPr>
+        <w:lastRenderedPageBreak/>
         <w:drawing>
-          <wp:inline distT="0" distB="0" distL="0" distR="0" wp14:anchorId="2D3CFE9A" wp14:editId="11365C5D">
+          <wp:inline distT="0" distB="0" distL="0" distR="0" wp14:anchorId="2BB22988" wp14:editId="0E1A0419">
+            <wp:extent cx="3901440" cy="5006340"/>
+            <wp:effectExtent l="0" t="0" r="3810" b="3810"/>
+            <wp:docPr id="786726031" name="Picture 4"/>
+            <wp:cNvGraphicFramePr>
+              <a:graphicFrameLocks xmlns:a="http://schemas.openxmlformats.org/drawingml/2006/main" noChangeAspect="1"/>
+            </wp:cNvGraphicFramePr>
+            <a:graphic xmlns:a="http://schemas.openxmlformats.org/drawingml/2006/main">
+              <a:graphicData uri="http://schemas.openxmlformats.org/drawingml/2006/picture">
+                <pic:pic xmlns:pic="http://schemas.openxmlformats.org/drawingml/2006/picture">
+                  <pic:nvPicPr>
+                    <pic:cNvPr id="0" name="Picture 4"/>
+                    <pic:cNvPicPr>
+                      <a:picLocks noChangeAspect="1" noChangeArrowheads="1"/>
+                    </pic:cNvPicPr>
+                  </pic:nvPicPr>
+                  <pic:blipFill>
+                    <a:blip r:embed="rId4">
+                      <a:extLst>
+                        <a:ext uri="{28A0092B-C50C-407E-A947-70E740481C1C}">
+                          <a14:useLocalDpi xmlns:a14="http://schemas.microsoft.com/office/drawing/2010/main" val="0"/>
+                        </a:ext>
+                      </a:extLst>
+                    </a:blip>
+                    <a:srcRect/>
+                    <a:stretch>
+                      <a:fillRect/>
+                    </a:stretch>
+                  </pic:blipFill>
+                  <pic:spPr bwMode="auto">
+                    <a:xfrm>
+                      <a:off x="0" y="0"/>
+                      <a:ext cx="3901440" cy="5006340"/>
+                    </a:xfrm>
+                    <a:prstGeom prst="rect">
+                      <a:avLst/>
+                    </a:prstGeom>
+                    <a:noFill/>
+                    <a:ln>
+                      <a:noFill/>
+                    </a:ln>
+                  </pic:spPr>
+                </pic:pic>
+              </a:graphicData>
+            </a:graphic>
+          </wp:inline>
+        </w:drawing>
+      </w:r>
+      <w:r>
+        <w:rPr>
+          <w:noProof/>
+          <w:lang w:val="en-US"/>
+        </w:rPr>
+        <w:drawing>
+          <wp:inline distT="0" distB="0" distL="0" distR="0" wp14:anchorId="05677A58" wp14:editId="729C2B23">
+            <wp:extent cx="3368040" cy="2857500"/>
+            <wp:effectExtent l="0" t="0" r="3810" b="0"/>
+            <wp:docPr id="859988408" name="Picture 5"/>
+            <wp:cNvGraphicFramePr>
+              <a:graphicFrameLocks xmlns:a="http://schemas.openxmlformats.org/drawingml/2006/main" noChangeAspect="1"/>
+            </wp:cNvGraphicFramePr>
+            <a:graphic xmlns:a="http://schemas.openxmlformats.org/drawingml/2006/main">
+              <a:graphicData uri="http://schemas.openxmlformats.org/drawingml/2006/picture">
+                <pic:pic xmlns:pic="http://schemas.openxmlformats.org/drawingml/2006/picture">
+                  <pic:nvPicPr>
+                    <pic:cNvPr id="0" name="Picture 5"/>
+                    <pic:cNvPicPr>
+                      <a:picLocks noChangeAspect="1" noChangeArrowheads="1"/>
+                    </pic:cNvPicPr>
+                  </pic:nvPicPr>
+                  <pic:blipFill>
+                    <a:blip r:embed="rId5">
+                      <a:extLst>
+                        <a:ext uri="{28A0092B-C50C-407E-A947-70E740481C1C}">
+                          <a14:useLocalDpi xmlns:a14="http://schemas.microsoft.com/office/drawing/2010/main" val="0"/>
+                        </a:ext>
+                      </a:extLst>
+                    </a:blip>
+                    <a:srcRect/>
+                    <a:stretch>
+                      <a:fillRect/>
+                    </a:stretch>
+                  </pic:blipFill>
+                  <pic:spPr bwMode="auto">
+                    <a:xfrm>
+                      <a:off x="0" y="0"/>
+                      <a:ext cx="3368040" cy="2857500"/>
+                    </a:xfrm>
+                    <a:prstGeom prst="rect">
+                      <a:avLst/>
+                    </a:prstGeom>
+                    <a:noFill/>
+                    <a:ln>
+                      <a:noFill/>
+                    </a:ln>
+                  </pic:spPr>
+                </pic:pic>
+              </a:graphicData>
+            </a:graphic>
+          </wp:inline>
+        </w:drawing>
+      </w:r>
+      <w:r>
+        <w:rPr>
+          <w:noProof/>
+          <w:lang w:val="en-US"/>
+        </w:rPr>
+        <w:lastRenderedPageBreak/>
+        <w:drawing>
+          <wp:inline distT="0" distB="0" distL="0" distR="0" wp14:anchorId="0C201246" wp14:editId="4569ADA5">
             <wp:extent cx="5935980" cy="2788920"/>
             <wp:effectExtent l="0" t="0" r="7620" b="0"/>
             <wp:docPr id="1796473989" name="Picture 4"/>
@@ -33,7 +945,7 @@
                     </pic:cNvPicPr>
                   </pic:nvPicPr>
                   <pic:blipFill>
-                    <a:blip r:embed="rId4">
+                    <a:blip r:embed="rId6">
                       <a:extLst>
                         <a:ext uri="{28A0092B-C50C-407E-A947-70E740481C1C}">
                           <a14:useLocalDpi xmlns:a14="http://schemas.microsoft.com/office/drawing/2010/main" val="0"/>
@@ -64,829 +976,11 @@
           </wp:inline>
         </w:drawing>
       </w:r>
-    </w:p>
-    <w:p>
-      <w:pPr>
-        <w:spacing w:after="0"/>
-        <w:ind w:firstLine="709"/>
-        <w:jc w:val="both"/>
-        <w:rPr>
-          <w:lang w:val="en-US"/>
-        </w:rPr>
-      </w:pPr>
-      <w:r>
-        <w:rPr>
-          <w:lang w:val="en-US"/>
-        </w:rPr>
-        <w:t>#Header Section</w:t>
-      </w:r>
-    </w:p>
-    <w:p>
-      <w:pPr>
-        <w:spacing w:after="0"/>
-        <w:ind w:firstLine="709"/>
-        <w:jc w:val="both"/>
-        <w:rPr>
-          <w:lang w:val="en-US"/>
-        </w:rPr>
-      </w:pPr>
-    </w:p>
-    <w:p>
-      <w:pPr>
-        <w:spacing w:after="0"/>
-        <w:ind w:firstLine="709"/>
-        <w:jc w:val="both"/>
-        <w:rPr>
-          <w:lang w:val="en-US"/>
-        </w:rPr>
-      </w:pPr>
-      <w:r>
-        <w:rPr>
-          <w:lang w:val="en-US"/>
-        </w:rPr>
-        <w:t>Qarabağ University</w:t>
-      </w:r>
-    </w:p>
-    <w:p>
-      <w:pPr>
-        <w:spacing w:after="0"/>
-        <w:ind w:firstLine="709"/>
-        <w:jc w:val="both"/>
-        <w:rPr>
-          <w:lang w:val="en-US"/>
-        </w:rPr>
-      </w:pPr>
-    </w:p>
-    <w:p>
-      <w:pPr>
-        <w:spacing w:after="0"/>
-        <w:ind w:firstLine="709"/>
-        <w:jc w:val="both"/>
-        <w:rPr>
-          <w:lang w:val="en-US"/>
-        </w:rPr>
-      </w:pPr>
-      <w:r>
-        <w:rPr>
-          <w:lang w:val="en-US"/>
-        </w:rPr>
-        <w:t xml:space="preserve">Faculty of </w:t>
-      </w:r>
-      <w:r>
-        <w:rPr>
-          <w:lang w:val="en-US"/>
-        </w:rPr>
-        <w:t xml:space="preserve"> MATH and IT</w:t>
-      </w:r>
-    </w:p>
-    <w:p>
-      <w:pPr>
-        <w:spacing w:after="0"/>
-        <w:ind w:firstLine="709"/>
-        <w:jc w:val="both"/>
-        <w:rPr>
-          <w:lang w:val="en-US"/>
-        </w:rPr>
-      </w:pPr>
-    </w:p>
-    <w:p>
-      <w:pPr>
-        <w:spacing w:after="0"/>
-        <w:ind w:firstLine="709"/>
-        <w:jc w:val="both"/>
-        <w:rPr>
-          <w:lang w:val="en-US"/>
-        </w:rPr>
-      </w:pPr>
-      <w:r>
-        <w:rPr>
-          <w:lang w:val="en-US"/>
-        </w:rPr>
-        <w:t xml:space="preserve">Specialty: Computer Engineering </w:t>
-      </w:r>
-    </w:p>
-    <w:p>
-      <w:pPr>
-        <w:spacing w:after="0"/>
-        <w:ind w:firstLine="709"/>
-        <w:jc w:val="both"/>
-        <w:rPr>
-          <w:lang w:val="en-US"/>
-        </w:rPr>
-      </w:pPr>
-    </w:p>
-    <w:p>
-      <w:pPr>
-        <w:spacing w:after="0"/>
-        <w:ind w:firstLine="709"/>
-        <w:jc w:val="both"/>
-        <w:rPr>
-          <w:lang w:val="en-US"/>
-        </w:rPr>
-      </w:pPr>
-      <w:r>
-        <w:rPr>
-          <w:lang w:val="en-US"/>
-        </w:rPr>
-        <w:t>Course: Introduction to Python Programming</w:t>
-      </w:r>
-    </w:p>
-    <w:p>
-      <w:pPr>
-        <w:spacing w:after="0"/>
-        <w:jc w:val="both"/>
-        <w:rPr>
-          <w:lang w:val="en-US"/>
-        </w:rPr>
-      </w:pPr>
-    </w:p>
-    <w:p>
-      <w:pPr>
-        <w:spacing w:after="0"/>
-        <w:jc w:val="both"/>
-        <w:rPr>
-          <w:lang w:val="en-US"/>
-        </w:rPr>
-      </w:pPr>
-      <w:r>
-        <w:rPr>
-          <w:lang w:val="en-US"/>
-        </w:rPr>
-        <w:t xml:space="preserve">           </w:t>
-      </w:r>
-      <w:r>
-        <w:rPr>
-          <w:lang w:val="en-US"/>
-        </w:rPr>
-        <w:t>Laboratory Assignment № 1</w:t>
-      </w:r>
-    </w:p>
-    <w:p>
-      <w:pPr>
-        <w:spacing w:after="0"/>
-        <w:ind w:firstLine="709"/>
-        <w:jc w:val="both"/>
-        <w:rPr>
-          <w:lang w:val="en-US"/>
-        </w:rPr>
-      </w:pPr>
-    </w:p>
-    <w:p>
-      <w:pPr>
-        <w:spacing w:after="0"/>
-        <w:ind w:firstLine="709"/>
-        <w:jc w:val="both"/>
-        <w:rPr>
-          <w:lang w:val="en-US"/>
-        </w:rPr>
-      </w:pPr>
-      <w:r>
-        <w:rPr>
-          <w:lang w:val="en-US"/>
-        </w:rPr>
-        <w:t xml:space="preserve">Topic: Conditional Statements and Decision-Making in Python (`if`, `elif`, </w:t>
-      </w:r>
-      <w:r>
-        <w:rPr>
-          <w:lang w:val="en-US"/>
-        </w:rPr>
-        <w:t xml:space="preserve">   </w:t>
-      </w:r>
-      <w:r>
-        <w:rPr>
-          <w:lang w:val="en-US"/>
-        </w:rPr>
-        <w:t>`else`)</w:t>
-      </w:r>
-    </w:p>
-    <w:p>
-      <w:pPr>
-        <w:spacing w:after="0"/>
-        <w:ind w:firstLine="709"/>
-        <w:jc w:val="both"/>
-        <w:rPr>
-          <w:lang w:val="en-US"/>
-        </w:rPr>
-      </w:pPr>
-    </w:p>
-    <w:p>
-      <w:pPr>
-        <w:spacing w:after="0"/>
-        <w:ind w:firstLine="709"/>
-        <w:jc w:val="both"/>
-        <w:rPr>
-          <w:lang w:val="en-US"/>
-        </w:rPr>
-      </w:pPr>
-    </w:p>
-    <w:p>
-      <w:pPr>
-        <w:spacing w:after="0"/>
-        <w:ind w:firstLine="709"/>
-        <w:jc w:val="both"/>
-        <w:rPr>
-          <w:lang w:val="en-US"/>
-        </w:rPr>
-      </w:pPr>
-      <w:r>
-        <w:rPr>
-          <w:lang w:val="en-US"/>
-        </w:rPr>
-        <w:t>Student Name and Surname: İsmət Qurbanov</w:t>
-      </w:r>
-    </w:p>
-    <w:p>
-      <w:pPr>
-        <w:spacing w:after="0"/>
-        <w:ind w:firstLine="709"/>
-        <w:jc w:val="both"/>
-        <w:rPr>
-          <w:lang w:val="en-US"/>
-        </w:rPr>
-      </w:pPr>
-    </w:p>
-    <w:p>
-      <w:pPr>
-        <w:spacing w:after="0"/>
-        <w:ind w:firstLine="709"/>
-        <w:jc w:val="both"/>
-        <w:rPr>
-          <w:lang w:val="en-US"/>
-        </w:rPr>
-      </w:pPr>
-      <w:r>
-        <w:rPr>
-          <w:lang w:val="en-US"/>
-        </w:rPr>
-        <w:t>Instructor: Şamil Hümbətov</w:t>
-      </w:r>
-    </w:p>
-    <w:p>
-      <w:pPr>
-        <w:spacing w:after="0"/>
-        <w:ind w:firstLine="709"/>
-        <w:jc w:val="both"/>
-        <w:rPr>
-          <w:lang w:val="en-US"/>
-        </w:rPr>
-      </w:pPr>
-    </w:p>
-    <w:p>
-      <w:pPr>
-        <w:spacing w:after="0"/>
-        <w:ind w:firstLine="709"/>
-        <w:jc w:val="both"/>
-        <w:rPr>
-          <w:lang w:val="en-US"/>
-        </w:rPr>
-      </w:pPr>
-    </w:p>
-    <w:p>
-      <w:pPr>
-        <w:spacing w:after="0"/>
-        <w:ind w:firstLine="709"/>
-        <w:jc w:val="both"/>
-        <w:rPr>
-          <w:lang w:val="en-US"/>
-        </w:rPr>
-      </w:pPr>
-    </w:p>
-    <w:p>
-      <w:pPr>
-        <w:spacing w:after="0"/>
-        <w:ind w:firstLine="709"/>
-        <w:jc w:val="both"/>
-        <w:rPr>
-          <w:lang w:val="en-US"/>
-        </w:rPr>
-      </w:pPr>
-      <w:r>
-        <w:rPr>
-          <w:lang w:val="en-US"/>
-        </w:rPr>
-        <w:t>#Task Descriptions</w:t>
-      </w:r>
-    </w:p>
-    <w:p>
-      <w:pPr>
-        <w:spacing w:after="0"/>
-        <w:ind w:firstLine="709"/>
-        <w:jc w:val="both"/>
-        <w:rPr>
-          <w:lang w:val="en-US"/>
-        </w:rPr>
-      </w:pPr>
-    </w:p>
-    <w:p>
-      <w:pPr>
-        <w:spacing w:after="0"/>
-        <w:ind w:firstLine="709"/>
-        <w:jc w:val="both"/>
-        <w:rPr>
-          <w:lang w:val="en-US"/>
-        </w:rPr>
-      </w:pPr>
-      <w:r>
-        <w:rPr>
-          <w:lang w:val="en-US"/>
-        </w:rPr>
-        <w:t>Task 1: Body Mass Index (BMI) Calculator</w:t>
-      </w:r>
-    </w:p>
-    <w:p>
-      <w:pPr>
-        <w:spacing w:after="0"/>
-        <w:ind w:firstLine="709"/>
-        <w:jc w:val="both"/>
-        <w:rPr>
-          <w:lang w:val="en-US"/>
-        </w:rPr>
-      </w:pPr>
-    </w:p>
-    <w:p>
-      <w:pPr>
-        <w:spacing w:after="0"/>
-        <w:ind w:firstLine="709"/>
-        <w:jc w:val="both"/>
-        <w:rPr>
-          <w:lang w:val="en-US"/>
-        </w:rPr>
-      </w:pPr>
-      <w:r>
-        <w:rPr>
-          <w:lang w:val="en-US"/>
-        </w:rPr>
-        <w:t>Objective</w:t>
-      </w:r>
-      <w:r>
-        <w:rPr>
-          <w:lang w:val="en-US"/>
-        </w:rPr>
-        <w:t xml:space="preserve">: </w:t>
-      </w:r>
-      <w:r>
-        <w:rPr>
-          <w:lang w:val="en-US"/>
-        </w:rPr>
-        <w:t>Calculate the user's Body Mass Index (BMI) based on entered weight in kilograms and height in meters, and determine the corresponding health category.</w:t>
-      </w:r>
-    </w:p>
-    <w:p>
-      <w:pPr>
-        <w:spacing w:after="0"/>
-        <w:ind w:firstLine="709"/>
-        <w:jc w:val="both"/>
-        <w:rPr>
-          <w:lang w:val="en-US"/>
-        </w:rPr>
-      </w:pPr>
-    </w:p>
-    <w:p>
-      <w:pPr>
-        <w:spacing w:after="0"/>
-        <w:ind w:firstLine="709"/>
-        <w:jc w:val="both"/>
-        <w:rPr>
-          <w:lang w:val="en-US"/>
-        </w:rPr>
-      </w:pPr>
-    </w:p>
-    <w:p>
-      <w:pPr>
-        <w:spacing w:after="0"/>
-        <w:jc w:val="both"/>
-        <w:rPr>
-          <w:lang w:val="en-US"/>
-        </w:rPr>
-      </w:pPr>
-      <w:r>
-        <w:rPr>
-          <w:lang w:val="en-US"/>
-        </w:rPr>
-        <w:t xml:space="preserve">           </w:t>
-      </w:r>
-      <w:r>
-        <w:rPr>
-          <w:lang w:val="en-US"/>
-        </w:rPr>
-        <w:t>Working Principle</w:t>
-      </w:r>
-      <w:r>
-        <w:rPr>
-          <w:lang w:val="en-US"/>
-        </w:rPr>
-        <w:t xml:space="preserve">: </w:t>
-      </w:r>
-      <w:r>
-        <w:rPr>
-          <w:lang w:val="en-US"/>
-        </w:rPr>
-        <w:t>The program uses the standard formula BMI =</w:t>
-      </w:r>
-      <w:r>
-        <w:rPr>
-          <w:lang w:val="en-US"/>
-        </w:rPr>
-        <w:t xml:space="preserve"> weight/(height*height).</w:t>
-      </w:r>
-      <w:r>
-        <w:rPr>
-          <w:lang w:val="en-US"/>
-        </w:rPr>
-        <w:t xml:space="preserve"> Based on the result, it uses `if-elif-else` conditional statements to classify the user as Underweight, Normal Weight, Overweight, or Obese</w:t>
-      </w:r>
-      <w:r>
-        <w:rPr>
-          <w:lang w:val="en-US"/>
-        </w:rPr>
-        <w:t>.</w:t>
-      </w:r>
-    </w:p>
-    <w:p>
-      <w:pPr>
-        <w:spacing w:after="0"/>
-        <w:ind w:firstLine="709"/>
-        <w:jc w:val="both"/>
-        <w:rPr>
-          <w:lang w:val="en-US"/>
-        </w:rPr>
-      </w:pPr>
-    </w:p>
-    <w:p>
-      <w:pPr>
-        <w:spacing w:after="0"/>
-        <w:ind w:firstLine="709"/>
-        <w:jc w:val="both"/>
-        <w:rPr>
-          <w:lang w:val="en-US"/>
-        </w:rPr>
-      </w:pPr>
-    </w:p>
-    <w:p>
-      <w:pPr>
-        <w:spacing w:after="0"/>
-        <w:ind w:firstLine="708"/>
-        <w:jc w:val="both"/>
-        <w:rPr>
-          <w:lang w:val="en-US"/>
-        </w:rPr>
-      </w:pPr>
-      <w:r>
-        <w:rPr>
-          <w:lang w:val="en-US"/>
-        </w:rPr>
-        <w:t xml:space="preserve"> Task 2: Chinese Zodiac Calculator</w:t>
-      </w:r>
-    </w:p>
-    <w:p>
-      <w:pPr>
-        <w:spacing w:after="0"/>
-        <w:ind w:firstLine="709"/>
-        <w:jc w:val="both"/>
-        <w:rPr>
-          <w:lang w:val="en-US"/>
-        </w:rPr>
-      </w:pPr>
-    </w:p>
-    <w:p>
-      <w:pPr>
-        <w:spacing w:after="0"/>
-        <w:ind w:firstLine="709"/>
-        <w:jc w:val="both"/>
-        <w:rPr>
-          <w:lang w:val="en-US"/>
-        </w:rPr>
-      </w:pPr>
-      <w:r>
-        <w:rPr>
-          <w:lang w:val="en-US"/>
-        </w:rPr>
-        <w:t>Objective</w:t>
-      </w:r>
-      <w:r>
-        <w:rPr>
-          <w:lang w:val="en-US"/>
-        </w:rPr>
-        <w:t xml:space="preserve">: </w:t>
-      </w:r>
-      <w:r>
-        <w:rPr>
-          <w:lang w:val="en-US"/>
-        </w:rPr>
-        <w:t xml:space="preserve"> Determine the Chinese Zodiac animal sign based on the user's birth year.</w:t>
-      </w:r>
-    </w:p>
-    <w:p>
-      <w:pPr>
-        <w:spacing w:after="0"/>
-        <w:ind w:firstLine="709"/>
-        <w:jc w:val="both"/>
-        <w:rPr>
-          <w:lang w:val="en-US"/>
-        </w:rPr>
-      </w:pPr>
-    </w:p>
-    <w:p>
-      <w:pPr>
-        <w:spacing w:after="0"/>
-        <w:ind w:firstLine="709"/>
-        <w:jc w:val="both"/>
-        <w:rPr>
-          <w:lang w:val="en-US"/>
-        </w:rPr>
-      </w:pPr>
-    </w:p>
-    <w:p>
-      <w:pPr>
-        <w:spacing w:after="0"/>
-        <w:ind w:firstLine="709"/>
-        <w:jc w:val="both"/>
-        <w:rPr>
-          <w:lang w:val="en-US"/>
-        </w:rPr>
-      </w:pPr>
-      <w:r>
-        <w:rPr>
-          <w:lang w:val="en-US"/>
-        </w:rPr>
-        <w:lastRenderedPageBreak/>
-        <w:t>Working Principle:</w:t>
-      </w:r>
-      <w:r>
-        <w:rPr>
-          <w:lang w:val="en-US"/>
-        </w:rPr>
-        <w:t xml:space="preserve"> </w:t>
-      </w:r>
-      <w:r>
-        <w:rPr>
-          <w:lang w:val="en-US"/>
-        </w:rPr>
-        <w:t xml:space="preserve"> The Chinese zodiac follows a 12-year cycle. The program calculates the remainder of the year divided by 12 (`year % 12`). Depending on the remainder (0 to 11), it displays the corresponding animal such as Monkey, Rooster, Dog, Pig, Rat, Ox, Tiger, Rabbit, Dragon, Snake, Horse, or Sheep.</w:t>
-      </w:r>
-    </w:p>
-    <w:p>
-      <w:pPr>
-        <w:spacing w:after="0"/>
-        <w:ind w:firstLine="709"/>
-        <w:jc w:val="both"/>
-        <w:rPr>
-          <w:lang w:val="en-US"/>
-        </w:rPr>
-      </w:pPr>
-    </w:p>
-    <w:p>
-      <w:pPr>
-        <w:spacing w:after="0"/>
-        <w:ind w:firstLine="709"/>
-        <w:jc w:val="both"/>
-        <w:rPr>
-          <w:lang w:val="en-US"/>
-        </w:rPr>
-      </w:pPr>
-    </w:p>
-    <w:p>
-      <w:pPr>
-        <w:spacing w:after="0"/>
-        <w:ind w:firstLine="709"/>
-        <w:jc w:val="both"/>
-        <w:rPr>
-          <w:lang w:val="en-US"/>
-        </w:rPr>
-      </w:pPr>
-    </w:p>
-    <w:p>
-      <w:pPr>
-        <w:spacing w:after="0"/>
-        <w:ind w:firstLine="709"/>
-        <w:jc w:val="both"/>
-        <w:rPr>
-          <w:lang w:val="en-US"/>
-        </w:rPr>
-      </w:pPr>
-      <w:r>
-        <w:rPr>
-          <w:lang w:val="en-US"/>
-        </w:rPr>
-        <w:t xml:space="preserve"> Task 3: Birthday Guessing Game</w:t>
-      </w:r>
-    </w:p>
-    <w:p>
-      <w:pPr>
-        <w:spacing w:after="0"/>
-        <w:ind w:firstLine="709"/>
-        <w:jc w:val="both"/>
-        <w:rPr>
-          <w:lang w:val="en-US"/>
-        </w:rPr>
-      </w:pPr>
-    </w:p>
-    <w:p>
-      <w:pPr>
-        <w:spacing w:after="0"/>
-        <w:ind w:firstLine="709"/>
-        <w:jc w:val="both"/>
-        <w:rPr>
-          <w:lang w:val="en-US"/>
-        </w:rPr>
-      </w:pPr>
-      <w:r>
-        <w:rPr>
-          <w:lang w:val="en-US"/>
-        </w:rPr>
-        <w:t>Objective: Guess the user's birthday date of the month logically using 5 predefined number sets without asking the date directly.</w:t>
-      </w:r>
-    </w:p>
-    <w:p>
-      <w:pPr>
-        <w:spacing w:after="0"/>
-        <w:ind w:firstLine="709"/>
-        <w:jc w:val="both"/>
-        <w:rPr>
-          <w:lang w:val="en-US"/>
-        </w:rPr>
-      </w:pPr>
-    </w:p>
-    <w:p>
-      <w:pPr>
-        <w:spacing w:after="0"/>
-        <w:ind w:firstLine="709"/>
-        <w:jc w:val="both"/>
-        <w:rPr>
-          <w:lang w:val="en-US"/>
-        </w:rPr>
-      </w:pPr>
-    </w:p>
-    <w:p>
-      <w:pPr>
-        <w:spacing w:after="0"/>
-        <w:ind w:firstLine="709"/>
-        <w:jc w:val="both"/>
-        <w:rPr>
-          <w:lang w:val="en-US"/>
-        </w:rPr>
-      </w:pPr>
-      <w:r>
-        <w:rPr>
-          <w:lang w:val="en-US"/>
-        </w:rPr>
-        <w:t>Working Principle: The program displays 5 separate number sets and asks whether the birthday is included in each set (`1` for Yes, `0` for No). It sums up the first numbers of the sets where the user answered "Yes" to accurately calculate and display the birth date.</w:t>
-      </w:r>
-    </w:p>
-    <w:p>
-      <w:pPr>
-        <w:spacing w:after="0"/>
-        <w:ind w:firstLine="709"/>
-        <w:jc w:val="both"/>
-        <w:rPr>
-          <w:lang w:val="en-US"/>
-        </w:rPr>
-      </w:pPr>
-    </w:p>
-    <w:p>
-      <w:pPr>
-        <w:spacing w:after="0"/>
-        <w:ind w:firstLine="709"/>
-        <w:jc w:val="both"/>
-        <w:rPr>
-          <w:lang w:val="en-US"/>
-        </w:rPr>
-      </w:pPr>
-    </w:p>
-    <w:p>
-      <w:pPr>
-        <w:spacing w:after="0"/>
-        <w:ind w:firstLine="709"/>
-        <w:jc w:val="both"/>
-        <w:rPr>
-          <w:lang w:val="en-US"/>
-        </w:rPr>
-      </w:pPr>
-    </w:p>
-    <w:p>
-      <w:pPr>
-        <w:spacing w:after="0"/>
-        <w:ind w:firstLine="709"/>
-        <w:jc w:val="both"/>
-        <w:rPr>
-          <w:lang w:val="en-US"/>
-        </w:rPr>
-      </w:pPr>
       <w:r>
         <w:rPr>
           <w:noProof/>
           <w:lang w:val="en-US"/>
         </w:rPr>
-        <w:lastRenderedPageBreak/>
-        <w:drawing>
-          <wp:inline distT="0" distB="0" distL="0" distR="0" wp14:anchorId="2BB22988" wp14:editId="0E1A0419">
-            <wp:extent cx="3901440" cy="5006340"/>
-            <wp:effectExtent l="0" t="0" r="3810" b="3810"/>
-            <wp:docPr id="786726031" name="Picture 4"/>
-            <wp:cNvGraphicFramePr>
-              <a:graphicFrameLocks xmlns:a="http://schemas.openxmlformats.org/drawingml/2006/main" noChangeAspect="1"/>
-            </wp:cNvGraphicFramePr>
-            <a:graphic xmlns:a="http://schemas.openxmlformats.org/drawingml/2006/main">
-              <a:graphicData uri="http://schemas.openxmlformats.org/drawingml/2006/picture">
-                <pic:pic xmlns:pic="http://schemas.openxmlformats.org/drawingml/2006/picture">
-                  <pic:nvPicPr>
-                    <pic:cNvPr id="0" name="Picture 4"/>
-                    <pic:cNvPicPr>
-                      <a:picLocks noChangeAspect="1" noChangeArrowheads="1"/>
-                    </pic:cNvPicPr>
-                  </pic:nvPicPr>
-                  <pic:blipFill>
-                    <a:blip r:embed="rId5">
-                      <a:extLst>
-                        <a:ext uri="{28A0092B-C50C-407E-A947-70E740481C1C}">
-                          <a14:useLocalDpi xmlns:a14="http://schemas.microsoft.com/office/drawing/2010/main" val="0"/>
-                        </a:ext>
-                      </a:extLst>
-                    </a:blip>
-                    <a:srcRect/>
-                    <a:stretch>
-                      <a:fillRect/>
-                    </a:stretch>
-                  </pic:blipFill>
-                  <pic:spPr bwMode="auto">
-                    <a:xfrm>
-                      <a:off x="0" y="0"/>
-                      <a:ext cx="3901440" cy="5006340"/>
-                    </a:xfrm>
-                    <a:prstGeom prst="rect">
-                      <a:avLst/>
-                    </a:prstGeom>
-                    <a:noFill/>
-                    <a:ln>
-                      <a:noFill/>
-                    </a:ln>
-                  </pic:spPr>
-                </pic:pic>
-              </a:graphicData>
-            </a:graphic>
-          </wp:inline>
-        </w:drawing>
-      </w:r>
-      <w:r>
-        <w:rPr>
-          <w:noProof/>
-          <w:lang w:val="en-US"/>
-        </w:rPr>
-        <w:drawing>
-          <wp:inline distT="0" distB="0" distL="0" distR="0" wp14:anchorId="05677A58" wp14:editId="729C2B23">
-            <wp:extent cx="3368040" cy="2857500"/>
-            <wp:effectExtent l="0" t="0" r="3810" b="0"/>
-            <wp:docPr id="859988408" name="Picture 5"/>
-            <wp:cNvGraphicFramePr>
-              <a:graphicFrameLocks xmlns:a="http://schemas.openxmlformats.org/drawingml/2006/main" noChangeAspect="1"/>
-            </wp:cNvGraphicFramePr>
-            <a:graphic xmlns:a="http://schemas.openxmlformats.org/drawingml/2006/main">
-              <a:graphicData uri="http://schemas.openxmlformats.org/drawingml/2006/picture">
-                <pic:pic xmlns:pic="http://schemas.openxmlformats.org/drawingml/2006/picture">
-                  <pic:nvPicPr>
-                    <pic:cNvPr id="0" name="Picture 5"/>
-                    <pic:cNvPicPr>
-                      <a:picLocks noChangeAspect="1" noChangeArrowheads="1"/>
-                    </pic:cNvPicPr>
-                  </pic:nvPicPr>
-                  <pic:blipFill>
-                    <a:blip r:embed="rId6">
-                      <a:extLst>
-                        <a:ext uri="{28A0092B-C50C-407E-A947-70E740481C1C}">
-                          <a14:useLocalDpi xmlns:a14="http://schemas.microsoft.com/office/drawing/2010/main" val="0"/>
-                        </a:ext>
-                      </a:extLst>
-                    </a:blip>
-                    <a:srcRect/>
-                    <a:stretch>
-                      <a:fillRect/>
-                    </a:stretch>
-                  </pic:blipFill>
-                  <pic:spPr bwMode="auto">
-                    <a:xfrm>
-                      <a:off x="0" y="0"/>
-                      <a:ext cx="3368040" cy="2857500"/>
-                    </a:xfrm>
-                    <a:prstGeom prst="rect">
-                      <a:avLst/>
-                    </a:prstGeom>
-                    <a:noFill/>
-                    <a:ln>
-                      <a:noFill/>
-                    </a:ln>
-                  </pic:spPr>
-                </pic:pic>
-              </a:graphicData>
-            </a:graphic>
-          </wp:inline>
-        </w:drawing>
-      </w:r>
-      <w:r>
-        <w:rPr>
-          <w:noProof/>
-          <w:lang w:val="en-US"/>
-        </w:rPr>
-        <w:lastRenderedPageBreak/>
         <w:drawing>
           <wp:inline distT="0" distB="0" distL="0" distR="0" wp14:anchorId="2C741330" wp14:editId="3720927E">
             <wp:extent cx="4328160" cy="1508760"/>
@@ -995,6 +1089,7 @@
           <w:noProof/>
           <w:lang w:val="en-US"/>
         </w:rPr>
+        <w:lastRenderedPageBreak/>
         <w:drawing>
           <wp:inline distT="0" distB="0" distL="0" distR="0" wp14:anchorId="021BD00B" wp14:editId="3A305AEB">
             <wp:extent cx="5935980" cy="2788920"/>
@@ -1013,7 +1108,7 @@
                     </pic:cNvPicPr>
                   </pic:nvPicPr>
                   <pic:blipFill>
-                    <a:blip r:embed="rId4">
+                    <a:blip r:embed="rId6">
                       <a:extLst>
                         <a:ext uri="{28A0092B-C50C-407E-A947-70E740481C1C}">
                           <a14:useLocalDpi xmlns:a14="http://schemas.microsoft.com/office/drawing/2010/main" val="0"/>

--- a/LAB1.docx
+++ b/LAB1.docx
@@ -812,6 +812,116 @@
           <w:lang w:val="en-US"/>
         </w:rPr>
       </w:pPr>
+      <w:r>
+        <w:rPr>
+          <w:noProof/>
+          <w:lang w:val="en-US"/>
+        </w:rPr>
+        <w:lastRenderedPageBreak/>
+        <w:drawing>
+          <wp:inline distT="0" distB="0" distL="0" distR="0" wp14:anchorId="25C68364" wp14:editId="4BAB5052">
+            <wp:extent cx="5935980" cy="3695700"/>
+            <wp:effectExtent l="0" t="0" r="7620" b="0"/>
+            <wp:docPr id="336348989" name="Picture 1"/>
+            <wp:cNvGraphicFramePr>
+              <a:graphicFrameLocks xmlns:a="http://schemas.openxmlformats.org/drawingml/2006/main" noChangeAspect="1"/>
+            </wp:cNvGraphicFramePr>
+            <a:graphic xmlns:a="http://schemas.openxmlformats.org/drawingml/2006/main">
+              <a:graphicData uri="http://schemas.openxmlformats.org/drawingml/2006/picture">
+                <pic:pic xmlns:pic="http://schemas.openxmlformats.org/drawingml/2006/picture">
+                  <pic:nvPicPr>
+                    <pic:cNvPr id="0" name="Picture 1"/>
+                    <pic:cNvPicPr>
+                      <a:picLocks noChangeAspect="1" noChangeArrowheads="1"/>
+                    </pic:cNvPicPr>
+                  </pic:nvPicPr>
+                  <pic:blipFill>
+                    <a:blip r:embed="rId4">
+                      <a:extLst>
+                        <a:ext uri="{28A0092B-C50C-407E-A947-70E740481C1C}">
+                          <a14:useLocalDpi xmlns:a14="http://schemas.microsoft.com/office/drawing/2010/main" val="0"/>
+                        </a:ext>
+                      </a:extLst>
+                    </a:blip>
+                    <a:srcRect/>
+                    <a:stretch>
+                      <a:fillRect/>
+                    </a:stretch>
+                  </pic:blipFill>
+                  <pic:spPr bwMode="auto">
+                    <a:xfrm>
+                      <a:off x="0" y="0"/>
+                      <a:ext cx="5935980" cy="3695700"/>
+                    </a:xfrm>
+                    <a:prstGeom prst="rect">
+                      <a:avLst/>
+                    </a:prstGeom>
+                    <a:noFill/>
+                    <a:ln>
+                      <a:noFill/>
+                    </a:ln>
+                  </pic:spPr>
+                </pic:pic>
+              </a:graphicData>
+            </a:graphic>
+          </wp:inline>
+        </w:drawing>
+      </w:r>
+      <w:r>
+        <w:rPr>
+          <w:noProof/>
+          <w:lang w:val="en-US"/>
+        </w:rPr>
+        <w:lastRenderedPageBreak/>
+        <w:drawing>
+          <wp:inline distT="0" distB="0" distL="0" distR="0" wp14:anchorId="515ADBA3" wp14:editId="51006868">
+            <wp:extent cx="5935980" cy="6812280"/>
+            <wp:effectExtent l="0" t="0" r="7620" b="7620"/>
+            <wp:docPr id="1570792981" name="Picture 5"/>
+            <wp:cNvGraphicFramePr>
+              <a:graphicFrameLocks xmlns:a="http://schemas.openxmlformats.org/drawingml/2006/main" noChangeAspect="1"/>
+            </wp:cNvGraphicFramePr>
+            <a:graphic xmlns:a="http://schemas.openxmlformats.org/drawingml/2006/main">
+              <a:graphicData uri="http://schemas.openxmlformats.org/drawingml/2006/picture">
+                <pic:pic xmlns:pic="http://schemas.openxmlformats.org/drawingml/2006/picture">
+                  <pic:nvPicPr>
+                    <pic:cNvPr id="0" name="Picture 5"/>
+                    <pic:cNvPicPr>
+                      <a:picLocks noChangeAspect="1" noChangeArrowheads="1"/>
+                    </pic:cNvPicPr>
+                  </pic:nvPicPr>
+                  <pic:blipFill>
+                    <a:blip r:embed="rId5">
+                      <a:extLst>
+                        <a:ext uri="{28A0092B-C50C-407E-A947-70E740481C1C}">
+                          <a14:useLocalDpi xmlns:a14="http://schemas.microsoft.com/office/drawing/2010/main" val="0"/>
+                        </a:ext>
+                      </a:extLst>
+                    </a:blip>
+                    <a:srcRect/>
+                    <a:stretch>
+                      <a:fillRect/>
+                    </a:stretch>
+                  </pic:blipFill>
+                  <pic:spPr bwMode="auto">
+                    <a:xfrm>
+                      <a:off x="0" y="0"/>
+                      <a:ext cx="5935980" cy="6812280"/>
+                    </a:xfrm>
+                    <a:prstGeom prst="rect">
+                      <a:avLst/>
+                    </a:prstGeom>
+                    <a:noFill/>
+                    <a:ln>
+                      <a:noFill/>
+                    </a:ln>
+                  </pic:spPr>
+                </pic:pic>
+              </a:graphicData>
+            </a:graphic>
+          </wp:inline>
+        </w:drawing>
+      </w:r>
       <w:r>
         <w:rPr>
           <w:noProof/>
@@ -836,7 +946,7 @@
                     </pic:cNvPicPr>
                   </pic:nvPicPr>
                   <pic:blipFill>
-                    <a:blip r:embed="rId4">
+                    <a:blip r:embed="rId6">
                       <a:extLst>
                         <a:ext uri="{28A0092B-C50C-407E-A947-70E740481C1C}">
                           <a14:useLocalDpi xmlns:a14="http://schemas.microsoft.com/office/drawing/2010/main" val="0"/>
@@ -890,7 +1000,7 @@
                     </pic:cNvPicPr>
                   </pic:nvPicPr>
                   <pic:blipFill>
-                    <a:blip r:embed="rId5">
+                    <a:blip r:embed="rId7">
                       <a:extLst>
                         <a:ext uri="{28A0092B-C50C-407E-A947-70E740481C1C}">
                           <a14:useLocalDpi xmlns:a14="http://schemas.microsoft.com/office/drawing/2010/main" val="0"/>
@@ -945,7 +1055,7 @@
                     </pic:cNvPicPr>
                   </pic:nvPicPr>
                   <pic:blipFill>
-                    <a:blip r:embed="rId6">
+                    <a:blip r:embed="rId8">
                       <a:extLst>
                         <a:ext uri="{28A0092B-C50C-407E-A947-70E740481C1C}">
                           <a14:useLocalDpi xmlns:a14="http://schemas.microsoft.com/office/drawing/2010/main" val="0"/>
@@ -999,7 +1109,7 @@
                     </pic:cNvPicPr>
                   </pic:nvPicPr>
                   <pic:blipFill>
-                    <a:blip r:embed="rId7">
+                    <a:blip r:embed="rId9">
                       <a:extLst>
                         <a:ext uri="{28A0092B-C50C-407E-A947-70E740481C1C}">
                           <a14:useLocalDpi xmlns:a14="http://schemas.microsoft.com/office/drawing/2010/main" val="0"/>
@@ -1053,7 +1163,7 @@
                     </pic:cNvPicPr>
                   </pic:nvPicPr>
                   <pic:blipFill>
-                    <a:blip r:embed="rId8">
+                    <a:blip r:embed="rId10">
                       <a:extLst>
                         <a:ext uri="{28A0092B-C50C-407E-A947-70E740481C1C}">
                           <a14:useLocalDpi xmlns:a14="http://schemas.microsoft.com/office/drawing/2010/main" val="0"/>
@@ -1108,7 +1218,7 @@
                     </pic:cNvPicPr>
                   </pic:nvPicPr>
                   <pic:blipFill>
-                    <a:blip r:embed="rId6">
+                    <a:blip r:embed="rId8">
                       <a:extLst>
                         <a:ext uri="{28A0092B-C50C-407E-A947-70E740481C1C}">
                           <a14:useLocalDpi xmlns:a14="http://schemas.microsoft.com/office/drawing/2010/main" val="0"/>
@@ -1145,6 +1255,278 @@
           <w:lang w:val="en-US"/>
         </w:rPr>
         <w:drawing>
+          <wp:inline distT="0" distB="0" distL="0" distR="0" wp14:anchorId="7F625655" wp14:editId="044CAEE7">
+            <wp:extent cx="5935980" cy="3695700"/>
+            <wp:effectExtent l="0" t="0" r="7620" b="0"/>
+            <wp:docPr id="757272039" name="Picture 2"/>
+            <wp:cNvGraphicFramePr>
+              <a:graphicFrameLocks xmlns:a="http://schemas.openxmlformats.org/drawingml/2006/main" noChangeAspect="1"/>
+            </wp:cNvGraphicFramePr>
+            <a:graphic xmlns:a="http://schemas.openxmlformats.org/drawingml/2006/main">
+              <a:graphicData uri="http://schemas.openxmlformats.org/drawingml/2006/picture">
+                <pic:pic xmlns:pic="http://schemas.openxmlformats.org/drawingml/2006/picture">
+                  <pic:nvPicPr>
+                    <pic:cNvPr id="0" name="Picture 2"/>
+                    <pic:cNvPicPr>
+                      <a:picLocks noChangeAspect="1" noChangeArrowheads="1"/>
+                    </pic:cNvPicPr>
+                  </pic:nvPicPr>
+                  <pic:blipFill>
+                    <a:blip r:embed="rId4">
+                      <a:extLst>
+                        <a:ext uri="{28A0092B-C50C-407E-A947-70E740481C1C}">
+                          <a14:useLocalDpi xmlns:a14="http://schemas.microsoft.com/office/drawing/2010/main" val="0"/>
+                        </a:ext>
+                      </a:extLst>
+                    </a:blip>
+                    <a:srcRect/>
+                    <a:stretch>
+                      <a:fillRect/>
+                    </a:stretch>
+                  </pic:blipFill>
+                  <pic:spPr bwMode="auto">
+                    <a:xfrm>
+                      <a:off x="0" y="0"/>
+                      <a:ext cx="5935980" cy="3695700"/>
+                    </a:xfrm>
+                    <a:prstGeom prst="rect">
+                      <a:avLst/>
+                    </a:prstGeom>
+                    <a:noFill/>
+                    <a:ln>
+                      <a:noFill/>
+                    </a:ln>
+                  </pic:spPr>
+                </pic:pic>
+              </a:graphicData>
+            </a:graphic>
+          </wp:inline>
+        </w:drawing>
+      </w:r>
+      <w:r>
+        <w:rPr>
+          <w:noProof/>
+          <w:lang w:val="en-US"/>
+        </w:rPr>
+        <w:drawing>
+          <wp:inline distT="0" distB="0" distL="0" distR="0" wp14:anchorId="7679CDF4" wp14:editId="0E62BD4E">
+            <wp:extent cx="3962400" cy="2232660"/>
+            <wp:effectExtent l="0" t="0" r="0" b="0"/>
+            <wp:docPr id="630590623" name="Picture 3"/>
+            <wp:cNvGraphicFramePr>
+              <a:graphicFrameLocks xmlns:a="http://schemas.openxmlformats.org/drawingml/2006/main" noChangeAspect="1"/>
+            </wp:cNvGraphicFramePr>
+            <a:graphic xmlns:a="http://schemas.openxmlformats.org/drawingml/2006/main">
+              <a:graphicData uri="http://schemas.openxmlformats.org/drawingml/2006/picture">
+                <pic:pic xmlns:pic="http://schemas.openxmlformats.org/drawingml/2006/picture">
+                  <pic:nvPicPr>
+                    <pic:cNvPr id="0" name="Picture 3"/>
+                    <pic:cNvPicPr>
+                      <a:picLocks noChangeAspect="1" noChangeArrowheads="1"/>
+                    </pic:cNvPicPr>
+                  </pic:nvPicPr>
+                  <pic:blipFill>
+                    <a:blip r:embed="rId11">
+                      <a:extLst>
+                        <a:ext uri="{28A0092B-C50C-407E-A947-70E740481C1C}">
+                          <a14:useLocalDpi xmlns:a14="http://schemas.microsoft.com/office/drawing/2010/main" val="0"/>
+                        </a:ext>
+                      </a:extLst>
+                    </a:blip>
+                    <a:srcRect/>
+                    <a:stretch>
+                      <a:fillRect/>
+                    </a:stretch>
+                  </pic:blipFill>
+                  <pic:spPr bwMode="auto">
+                    <a:xfrm>
+                      <a:off x="0" y="0"/>
+                      <a:ext cx="3962400" cy="2232660"/>
+                    </a:xfrm>
+                    <a:prstGeom prst="rect">
+                      <a:avLst/>
+                    </a:prstGeom>
+                    <a:noFill/>
+                    <a:ln>
+                      <a:noFill/>
+                    </a:ln>
+                  </pic:spPr>
+                </pic:pic>
+              </a:graphicData>
+            </a:graphic>
+          </wp:inline>
+        </w:drawing>
+      </w:r>
+      <w:r>
+        <w:rPr>
+          <w:noProof/>
+          <w:lang w:val="en-US"/>
+        </w:rPr>
+        <w:lastRenderedPageBreak/>
+        <w:drawing>
+          <wp:inline distT="0" distB="0" distL="0" distR="0" wp14:anchorId="6E4E356C" wp14:editId="5094E9A4">
+            <wp:extent cx="2834640" cy="1447800"/>
+            <wp:effectExtent l="0" t="0" r="3810" b="0"/>
+            <wp:docPr id="135236664" name="Picture 4"/>
+            <wp:cNvGraphicFramePr>
+              <a:graphicFrameLocks xmlns:a="http://schemas.openxmlformats.org/drawingml/2006/main" noChangeAspect="1"/>
+            </wp:cNvGraphicFramePr>
+            <a:graphic xmlns:a="http://schemas.openxmlformats.org/drawingml/2006/main">
+              <a:graphicData uri="http://schemas.openxmlformats.org/drawingml/2006/picture">
+                <pic:pic xmlns:pic="http://schemas.openxmlformats.org/drawingml/2006/picture">
+                  <pic:nvPicPr>
+                    <pic:cNvPr id="0" name="Picture 4"/>
+                    <pic:cNvPicPr>
+                      <a:picLocks noChangeAspect="1" noChangeArrowheads="1"/>
+                    </pic:cNvPicPr>
+                  </pic:nvPicPr>
+                  <pic:blipFill>
+                    <a:blip r:embed="rId12">
+                      <a:extLst>
+                        <a:ext uri="{28A0092B-C50C-407E-A947-70E740481C1C}">
+                          <a14:useLocalDpi xmlns:a14="http://schemas.microsoft.com/office/drawing/2010/main" val="0"/>
+                        </a:ext>
+                      </a:extLst>
+                    </a:blip>
+                    <a:srcRect/>
+                    <a:stretch>
+                      <a:fillRect/>
+                    </a:stretch>
+                  </pic:blipFill>
+                  <pic:spPr bwMode="auto">
+                    <a:xfrm>
+                      <a:off x="0" y="0"/>
+                      <a:ext cx="2834640" cy="1447800"/>
+                    </a:xfrm>
+                    <a:prstGeom prst="rect">
+                      <a:avLst/>
+                    </a:prstGeom>
+                    <a:noFill/>
+                    <a:ln>
+                      <a:noFill/>
+                    </a:ln>
+                  </pic:spPr>
+                </pic:pic>
+              </a:graphicData>
+            </a:graphic>
+          </wp:inline>
+        </w:drawing>
+      </w:r>
+      <w:r>
+        <w:rPr>
+          <w:noProof/>
+          <w:lang w:val="en-US"/>
+        </w:rPr>
+        <w:drawing>
+          <wp:inline distT="0" distB="0" distL="0" distR="0" wp14:anchorId="2C249ED6" wp14:editId="358D9F1C">
+            <wp:extent cx="5935980" cy="6812280"/>
+            <wp:effectExtent l="0" t="0" r="7620" b="7620"/>
+            <wp:docPr id="595583568" name="Picture 6"/>
+            <wp:cNvGraphicFramePr>
+              <a:graphicFrameLocks xmlns:a="http://schemas.openxmlformats.org/drawingml/2006/main" noChangeAspect="1"/>
+            </wp:cNvGraphicFramePr>
+            <a:graphic xmlns:a="http://schemas.openxmlformats.org/drawingml/2006/main">
+              <a:graphicData uri="http://schemas.openxmlformats.org/drawingml/2006/picture">
+                <pic:pic xmlns:pic="http://schemas.openxmlformats.org/drawingml/2006/picture">
+                  <pic:nvPicPr>
+                    <pic:cNvPr id="0" name="Picture 6"/>
+                    <pic:cNvPicPr>
+                      <a:picLocks noChangeAspect="1" noChangeArrowheads="1"/>
+                    </pic:cNvPicPr>
+                  </pic:nvPicPr>
+                  <pic:blipFill>
+                    <a:blip r:embed="rId5">
+                      <a:extLst>
+                        <a:ext uri="{28A0092B-C50C-407E-A947-70E740481C1C}">
+                          <a14:useLocalDpi xmlns:a14="http://schemas.microsoft.com/office/drawing/2010/main" val="0"/>
+                        </a:ext>
+                      </a:extLst>
+                    </a:blip>
+                    <a:srcRect/>
+                    <a:stretch>
+                      <a:fillRect/>
+                    </a:stretch>
+                  </pic:blipFill>
+                  <pic:spPr bwMode="auto">
+                    <a:xfrm>
+                      <a:off x="0" y="0"/>
+                      <a:ext cx="5935980" cy="6812280"/>
+                    </a:xfrm>
+                    <a:prstGeom prst="rect">
+                      <a:avLst/>
+                    </a:prstGeom>
+                    <a:noFill/>
+                    <a:ln>
+                      <a:noFill/>
+                    </a:ln>
+                  </pic:spPr>
+                </pic:pic>
+              </a:graphicData>
+            </a:graphic>
+          </wp:inline>
+        </w:drawing>
+      </w:r>
+      <w:r>
+        <w:rPr>
+          <w:noProof/>
+          <w:lang w:val="en-US"/>
+        </w:rPr>
+        <w:lastRenderedPageBreak/>
+        <w:drawing>
+          <wp:inline distT="0" distB="0" distL="0" distR="0" wp14:anchorId="658F7820" wp14:editId="7F5AFD08">
+            <wp:extent cx="5935980" cy="6560820"/>
+            <wp:effectExtent l="0" t="0" r="7620" b="0"/>
+            <wp:docPr id="333168753" name="Picture 7"/>
+            <wp:cNvGraphicFramePr>
+              <a:graphicFrameLocks xmlns:a="http://schemas.openxmlformats.org/drawingml/2006/main" noChangeAspect="1"/>
+            </wp:cNvGraphicFramePr>
+            <a:graphic xmlns:a="http://schemas.openxmlformats.org/drawingml/2006/main">
+              <a:graphicData uri="http://schemas.openxmlformats.org/drawingml/2006/picture">
+                <pic:pic xmlns:pic="http://schemas.openxmlformats.org/drawingml/2006/picture">
+                  <pic:nvPicPr>
+                    <pic:cNvPr id="0" name="Picture 7"/>
+                    <pic:cNvPicPr>
+                      <a:picLocks noChangeAspect="1" noChangeArrowheads="1"/>
+                    </pic:cNvPicPr>
+                  </pic:nvPicPr>
+                  <pic:blipFill>
+                    <a:blip r:embed="rId13">
+                      <a:extLst>
+                        <a:ext uri="{28A0092B-C50C-407E-A947-70E740481C1C}">
+                          <a14:useLocalDpi xmlns:a14="http://schemas.microsoft.com/office/drawing/2010/main" val="0"/>
+                        </a:ext>
+                      </a:extLst>
+                    </a:blip>
+                    <a:srcRect/>
+                    <a:stretch>
+                      <a:fillRect/>
+                    </a:stretch>
+                  </pic:blipFill>
+                  <pic:spPr bwMode="auto">
+                    <a:xfrm>
+                      <a:off x="0" y="0"/>
+                      <a:ext cx="5935980" cy="6560820"/>
+                    </a:xfrm>
+                    <a:prstGeom prst="rect">
+                      <a:avLst/>
+                    </a:prstGeom>
+                    <a:noFill/>
+                    <a:ln>
+                      <a:noFill/>
+                    </a:ln>
+                  </pic:spPr>
+                </pic:pic>
+              </a:graphicData>
+            </a:graphic>
+          </wp:inline>
+        </w:drawing>
+      </w:r>
+      <w:r>
+        <w:rPr>
+          <w:noProof/>
+          <w:lang w:val="en-US"/>
+        </w:rPr>
+        <w:drawing>
           <wp:inline distT="0" distB="0" distL="0" distR="0" wp14:anchorId="50AC37A2" wp14:editId="0D493B7D">
             <wp:extent cx="2567940" cy="701040"/>
             <wp:effectExtent l="0" t="0" r="3810" b="3810"/>
@@ -1162,7 +1544,7 @@
                     </pic:cNvPicPr>
                   </pic:nvPicPr>
                   <pic:blipFill>
-                    <a:blip r:embed="rId9">
+                    <a:blip r:embed="rId14">
                       <a:extLst>
                         <a:ext uri="{28A0092B-C50C-407E-A947-70E740481C1C}">
                           <a14:useLocalDpi xmlns:a14="http://schemas.microsoft.com/office/drawing/2010/main" val="0"/>
